--- a/skills/requirement-document-exporter/templates/需求规格书Word模板_美化版.docx
+++ b/skills/requirement-document-exporter/templates/需求规格书Word模板_美化版.docx
@@ -4196,7 +4196,7 @@
       <w:headerReference w:type="default" r:id="rIdHeader1"/>
       <w:footerReference w:type="default" r:id="rIdFooter1"/>
       <w:pgSz w:w="11906" w:h="16838"/>
-      <w:pgMar w:top="1276" w:right="1134" w:bottom="1276" w:left="1134" w:header="720" w:footer="720" w:gutter="0"/>
+      <w:pgMar w:top="1179" w:right="1361" w:bottom="1417" w:left="1587" w:header="0" w:footer="964" w:gutter="0"/>
       <w:cols w:space="720"/>
     </w:sectPr>
   </w:body>
@@ -4313,10 +4313,11 @@
     <w:name w:val="Normal"/>
     <w:qFormat/>
     <w:pPr>
-      <w:spacing w:after="120" w:line="312" w:lineRule="auto"/>
+      <w:spacing w:after="0" w:line="360" w:lineRule="auto"/>
     </w:pPr>
     <w:rPr>
-      <w:rFonts w:ascii="Aptos" w:eastAsia="Microsoft YaHei" w:hAnsi="Aptos"/>
+      <w:rFonts w:ascii="Times New Roman" w:eastAsia="??" w:hAnsi="Times New Roman"/>
+      <w:color w:val="000000"/>
       <w:sz w:val="21"/>
       <w:szCs w:val="21"/>
     </w:rPr>
@@ -4325,47 +4326,53 @@
     <w:name w:val="Body Text"/>
     <w:basedOn w:val="Normal"/>
     <w:pPr>
-      <w:spacing w:after="120" w:line="312" w:lineRule="auto"/>
+      <w:spacing w:after="0" w:line="360" w:lineRule="auto"/>
     </w:pPr>
+    <w:rPr>
+      <w:rFonts w:ascii="Times New Roman" w:hAnsi="Times New Roman" w:eastAsia="??"/>
+      <w:color w:val="000000"/>
+      <w:sz w:val="21"/>
+    </w:rPr>
   </w:style>
   <w:style w:type="paragraph" w:styleId="CoverKicker">
     <w:name w:val="Cover Kicker"/>
     <w:basedOn w:val="Normal"/>
     <w:pPr>
-      <w:spacing w:after="180"/>
+      <w:spacing w:after="120"/>
     </w:pPr>
     <w:rPr>
       <w:b/>
       <w:caps/>
-      <w:color w:val="5B6B7A"/>
-      <w:sz w:val="24"/>
+      <w:color w:val="000000"/>
+      <w:sz w:val="32"/>
       <w:szCs w:val="24"/>
-      <w:rFonts w:eastAsia="Microsoft YaHei"/>
+      <w:rFonts w:eastAsia="??" w:ascii="Times New Roman" w:hAnsi="Times New Roman"/>
     </w:rPr>
   </w:style>
   <w:style w:type="paragraph" w:styleId="CoverTitle">
     <w:name w:val="Cover Title"/>
     <w:basedOn w:val="Normal"/>
     <w:pPr>
-      <w:spacing w:before="120" w:after="220"/>
+      <w:spacing w:before="80" w:after="160"/>
     </w:pPr>
     <w:rPr>
       <w:b/>
-      <w:color w:val="14395B"/>
+      <w:color w:val="000000"/>
       <w:sz w:val="44"/>
       <w:szCs w:val="44"/>
-      <w:rFonts w:eastAsia="Microsoft YaHei"/>
+      <w:rFonts w:eastAsia="??" w:ascii="Times New Roman" w:hAnsi="Times New Roman"/>
     </w:rPr>
   </w:style>
   <w:style w:type="paragraph" w:styleId="CoverSubtitle">
     <w:name w:val="Cover Subtitle"/>
     <w:basedOn w:val="Normal"/>
     <w:pPr>
-      <w:spacing w:after="420"/>
+      <w:spacing w:after="280"/>
     </w:pPr>
     <w:rPr>
-      <w:color w:val="5B6B7A"/>
-      <w:sz w:val="23"/>
+      <w:rFonts w:ascii="Times New Roman" w:hAnsi="Times New Roman" w:eastAsia="??"/>
+      <w:color w:val="000000"/>
+      <w:sz w:val="24"/>
       <w:szCs w:val="23"/>
     </w:rPr>
   </w:style>
@@ -4375,26 +4382,28 @@
     <w:next w:val="Normal"/>
     <w:qFormat/>
     <w:pPr>
-      <w:spacing w:before="240" w:after="240"/>
+      <w:spacing w:before="200" w:after="200"/>
     </w:pPr>
     <w:rPr>
       <w:b/>
-      <w:color w:val="14395B"/>
-      <w:sz w:val="32"/>
+      <w:color w:val="000000"/>
+      <w:sz w:val="36"/>
       <w:szCs w:val="32"/>
-      <w:rFonts w:eastAsia="Microsoft YaHei"/>
+      <w:rFonts w:eastAsia="??" w:ascii="Times New Roman" w:hAnsi="Times New Roman"/>
     </w:rPr>
   </w:style>
   <w:style w:type="paragraph" w:styleId="TOCEntry">
     <w:name w:val="TOC Entry"/>
     <w:basedOn w:val="Normal"/>
     <w:pPr>
-      <w:spacing w:after="70"/>
+      <w:spacing w:after="0" w:line="360" w:lineRule="auto"/>
       <w:tabs>
         <w:tab w:val="right" w:leader="dot" w:pos="9000"/>
       </w:tabs>
     </w:pPr>
     <w:rPr>
+      <w:rFonts w:ascii="Times New Roman" w:hAnsi="Times New Roman" w:eastAsia="??"/>
+      <w:color w:val="000000"/>
       <w:sz w:val="21"/>
       <w:szCs w:val="21"/>
     </w:rPr>
@@ -4406,18 +4415,15 @@
     <w:qFormat/>
     <w:pPr>
       <w:keepNext/>
-      <w:spacing w:before="420" w:after="160"/>
+      <w:spacing w:before="340" w:after="330" w:line="576" w:lineRule="auto"/>
       <w:outlineLvl w:val="0"/>
-      <w:pBdr>
-        <w:bottom w:val="single" w:sz="8" w:space="6" w:color="9AB6D3"/>
-      </w:pBdr>
     </w:pPr>
     <w:rPr>
       <w:b/>
-      <w:color w:val="14395B"/>
-      <w:sz w:val="30"/>
+      <w:color w:val="000000"/>
+      <w:sz w:val="44"/>
       <w:szCs w:val="30"/>
-      <w:rFonts w:eastAsia="Microsoft YaHei"/>
+      <w:rFonts w:eastAsia="??" w:ascii="Times New Roman" w:hAnsi="Times New Roman"/>
     </w:rPr>
   </w:style>
   <w:style w:type="paragraph" w:styleId="Heading2">
@@ -4427,15 +4433,15 @@
     <w:qFormat/>
     <w:pPr>
       <w:keepNext/>
-      <w:spacing w:before="300" w:after="120"/>
+      <w:spacing w:before="260" w:after="260" w:line="415" w:lineRule="auto"/>
       <w:outlineLvl w:val="1"/>
     </w:pPr>
     <w:rPr>
       <w:b/>
-      <w:color w:val="1F5F8B"/>
-      <w:sz w:val="26"/>
+      <w:color w:val="000000"/>
+      <w:sz w:val="32"/>
       <w:szCs w:val="26"/>
-      <w:rFonts w:eastAsia="Microsoft YaHei"/>
+      <w:rFonts w:eastAsia="??" w:ascii="Times New Roman" w:hAnsi="Times New Roman"/>
     </w:rPr>
   </w:style>
   <w:style w:type="paragraph" w:styleId="Heading3">
@@ -4445,15 +4451,15 @@
     <w:qFormat/>
     <w:pPr>
       <w:keepNext/>
-      <w:spacing w:before="220" w:after="90"/>
+      <w:spacing w:before="120" w:after="120" w:line="360" w:lineRule="auto"/>
       <w:outlineLvl w:val="2"/>
     </w:pPr>
     <w:rPr>
       <w:b/>
-      <w:color w:val="263B4E"/>
-      <w:sz w:val="23"/>
+      <w:color w:val="000000"/>
+      <w:sz w:val="24"/>
       <w:szCs w:val="23"/>
-      <w:rFonts w:eastAsia="Microsoft YaHei"/>
+      <w:rFonts w:eastAsia="??" w:ascii="Times New Roman" w:hAnsi="Times New Roman"/>
     </w:rPr>
   </w:style>
   <w:style w:type="paragraph" w:styleId="RequirementTitle">
@@ -4461,42 +4467,53 @@
     <w:basedOn w:val="Normal"/>
     <w:pPr>
       <w:keepNext/>
-      <w:spacing w:before="200" w:after="80"/>
+      <w:spacing w:before="120" w:after="80" w:line="360" w:lineRule="auto"/>
     </w:pPr>
     <w:rPr>
       <w:b/>
-      <w:color w:val="263B4E"/>
-      <w:sz w:val="22"/>
+      <w:color w:val="000000"/>
+      <w:sz w:val="24"/>
       <w:szCs w:val="22"/>
-      <w:rFonts w:eastAsia="Microsoft YaHei"/>
+      <w:rFonts w:eastAsia="??" w:ascii="Times New Roman" w:hAnsi="Times New Roman"/>
     </w:rPr>
   </w:style>
   <w:style w:type="paragraph" w:styleId="ListParagraph">
     <w:name w:val="List Paragraph"/>
     <w:basedOn w:val="Normal"/>
     <w:pPr>
-      <w:ind w:left="720" w:hanging="360"/>
-      <w:spacing w:after="80" w:line="300" w:lineRule="auto"/>
+      <w:ind w:left="357" w:hanging="181"/>
+      <w:spacing w:after="80" w:line="360" w:lineRule="auto"/>
     </w:pPr>
+    <w:rPr>
+      <w:rFonts w:ascii="Times New Roman" w:hAnsi="Times New Roman" w:eastAsia="??"/>
+      <w:color w:val="000000"/>
+      <w:sz w:val="21"/>
+    </w:rPr>
   </w:style>
   <w:style w:type="paragraph" w:styleId="TableText">
     <w:name w:val="Table Text"/>
     <w:basedOn w:val="Normal"/>
     <w:pPr>
-      <w:spacing w:after="0" w:line="270" w:lineRule="auto"/>
+      <w:spacing w:after="0" w:line="300" w:lineRule="auto"/>
     </w:pPr>
     <w:rPr>
-      <w:sz w:val="19"/>
+      <w:rFonts w:ascii="Times New Roman" w:hAnsi="Times New Roman" w:eastAsia="??"/>
+      <w:color w:val="000000"/>
+      <w:sz w:val="20"/>
       <w:szCs w:val="19"/>
     </w:rPr>
   </w:style>
   <w:style w:type="paragraph" w:styleId="TableHeader">
     <w:name w:val="Table Header"/>
     <w:basedOn w:val="TableText"/>
+    <w:pPr>
+      <w:spacing w:after="0" w:line="300" w:lineRule="auto"/>
+    </w:pPr>
     <w:rPr>
+      <w:rFonts w:ascii="Times New Roman" w:hAnsi="Times New Roman" w:eastAsia="??"/>
       <w:b/>
-      <w:color w:val="14395B"/>
-      <w:sz w:val="19"/>
+      <w:color w:val="000000"/>
+      <w:sz w:val="20"/>
       <w:szCs w:val="19"/>
     </w:rPr>
   </w:style>
@@ -4507,7 +4524,8 @@
       <w:spacing w:after="0"/>
     </w:pPr>
     <w:rPr>
-      <w:color w:val="5B6B7A"/>
+      <w:rFonts w:ascii="Times New Roman" w:hAnsi="Times New Roman" w:eastAsia="??"/>
+      <w:color w:val="000000"/>
       <w:sz w:val="18"/>
       <w:szCs w:val="18"/>
     </w:rPr>
@@ -4516,12 +4534,13 @@
     <w:name w:val="Caption"/>
     <w:basedOn w:val="Normal"/>
     <w:pPr>
-      <w:spacing w:before="80" w:after="120"/>
+      <w:spacing w:before="80" w:after="80"/>
     </w:pPr>
     <w:rPr>
+      <w:rFonts w:ascii="Times New Roman" w:hAnsi="Times New Roman" w:eastAsia="??"/>
       <w:i/>
-      <w:color w:val="667085"/>
-      <w:sz w:val="19"/>
+      <w:color w:val="666666"/>
+      <w:sz w:val="18"/>
       <w:szCs w:val="19"/>
     </w:rPr>
   </w:style>
